--- a/附件-作品集/全环节物流测算系统/全环节物流运输成本测算模型_PRD_V2.0.docx
+++ b/附件-作品集/全环节物流测算系统/全环节物流运输成本测算模型_PRD_V2.0.docx
@@ -1532,7 +1532,15 @@
         <w:rPr>
           <w:rFonts w:hint="eastAsia"/>
         </w:rPr>
-        <w:t>组织方式，全环节运费节省22元/吨，其中一级物流运费节省44元/吨，三级物流运费增加23元/吨。根据测算结果，C公司p片区加油站宜打破行政区划，调整至D公司</w:t>
+        <w:t>组织方式，全环节运费节省22元/吨，其中一级物流运费节省44元/吨，三级物流运费增加</w:t>
+      </w:r>
+      <w:bookmarkStart w:id="1" w:name="_GoBack"/>
+      <w:bookmarkEnd w:id="1"/>
+      <w:r>
+        <w:rPr>
+          <w:rFonts w:hint="eastAsia"/>
+        </w:rPr>
+        <w:t>23元/吨。根据测算结果，C公司p片区加油站宜打破行政区划，调整至D公司</w:t>
       </w:r>
       <w:r>
         <w:t>d</w:t>
@@ -4091,7 +4099,58 @@
           <w:rFonts w:hint="eastAsia"/>
           <w:lang w:val="en-US" w:eastAsia="zh-CN"/>
         </w:rPr>
-        <w:t xml:space="preserve">   炼油厂～中心油库～分销油库～加油站/客户终端</w:t>
+        <w:t xml:space="preserve">   </w:t>
+      </w:r>
+      <w:r>
+        <w:rPr>
+          <w:rFonts w:hint="eastAsia" w:cstheme="minorBidi"/>
+          <w:kern w:val="2"/>
+          <w:sz w:val="21"/>
+          <w:szCs w:val="24"/>
+          <w:lang w:val="en-US" w:eastAsia="zh-CN" w:bidi="ar-SA"/>
+        </w:rPr>
+        <w:t>**</w:t>
+      </w:r>
+      <w:r>
+        <w:rPr>
+          <w:rFonts w:hint="eastAsia"/>
+          <w:lang w:val="en-US" w:eastAsia="zh-CN"/>
+        </w:rPr>
+        <w:t>炼油厂～</w:t>
+      </w:r>
+      <w:r>
+        <w:rPr>
+          <w:rFonts w:hint="eastAsia" w:cstheme="minorBidi"/>
+          <w:kern w:val="2"/>
+          <w:sz w:val="21"/>
+          <w:szCs w:val="24"/>
+          <w:lang w:val="en-US" w:eastAsia="zh-CN" w:bidi="ar-SA"/>
+        </w:rPr>
+        <w:t>**</w:t>
+      </w:r>
+      <w:r>
+        <w:rPr>
+          <w:rFonts w:hint="eastAsia"/>
+          <w:lang w:val="en-US" w:eastAsia="zh-CN"/>
+        </w:rPr>
+        <w:t>中心油库～</w:t>
+      </w:r>
+      <w:r>
+        <w:rPr>
+          <w:rFonts w:hint="eastAsia" w:cstheme="minorBidi"/>
+          <w:kern w:val="2"/>
+          <w:sz w:val="21"/>
+          <w:szCs w:val="24"/>
+          <w:lang w:val="en-US" w:eastAsia="zh-CN" w:bidi="ar-SA"/>
+        </w:rPr>
+        <w:t>**</w:t>
+      </w:r>
+      <w:r>
+        <w:rPr>
+          <w:rFonts w:hint="eastAsia"/>
+          <w:lang w:val="en-US" w:eastAsia="zh-CN"/>
+        </w:rPr>
+        <w:t>分销油库～加油站/客户终端</w:t>
       </w:r>
     </w:p>
     <w:p>
@@ -4115,7 +4174,58 @@
           <w:rFonts w:hint="eastAsia"/>
           <w:lang w:val="en-US" w:eastAsia="zh-CN"/>
         </w:rPr>
-        <w:t xml:space="preserve">   炼油厂～分销油库～加油站/客户终端</w:t>
+        <w:t xml:space="preserve">   </w:t>
+      </w:r>
+      <w:r>
+        <w:rPr>
+          <w:rFonts w:hint="eastAsia" w:cstheme="minorBidi"/>
+          <w:kern w:val="2"/>
+          <w:sz w:val="21"/>
+          <w:szCs w:val="24"/>
+          <w:lang w:val="en-US" w:eastAsia="zh-CN" w:bidi="ar-SA"/>
+        </w:rPr>
+        <w:t>**</w:t>
+      </w:r>
+      <w:r>
+        <w:rPr>
+          <w:rFonts w:hint="eastAsia"/>
+          <w:lang w:val="en-US" w:eastAsia="zh-CN"/>
+        </w:rPr>
+        <w:t>炼油厂～</w:t>
+      </w:r>
+      <w:r>
+        <w:rPr>
+          <w:rFonts w:hint="eastAsia" w:cstheme="minorBidi"/>
+          <w:kern w:val="2"/>
+          <w:sz w:val="21"/>
+          <w:szCs w:val="24"/>
+          <w:lang w:val="en-US" w:eastAsia="zh-CN" w:bidi="ar-SA"/>
+        </w:rPr>
+        <w:t>**</w:t>
+      </w:r>
+      <w:r>
+        <w:rPr>
+          <w:rFonts w:hint="eastAsia"/>
+          <w:lang w:val="en-US" w:eastAsia="zh-CN"/>
+        </w:rPr>
+        <w:t>分销油库～</w:t>
+      </w:r>
+      <w:r>
+        <w:rPr>
+          <w:rFonts w:hint="eastAsia" w:cstheme="minorBidi"/>
+          <w:kern w:val="2"/>
+          <w:sz w:val="21"/>
+          <w:szCs w:val="24"/>
+          <w:lang w:val="en-US" w:eastAsia="zh-CN" w:bidi="ar-SA"/>
+        </w:rPr>
+        <w:t>**</w:t>
+      </w:r>
+      <w:r>
+        <w:rPr>
+          <w:rFonts w:hint="eastAsia"/>
+          <w:lang w:val="en-US" w:eastAsia="zh-CN"/>
+        </w:rPr>
+        <w:t>加油站/客户终端</w:t>
       </w:r>
     </w:p>
     <w:p>
@@ -4139,7 +4249,58 @@
           <w:rFonts w:hint="eastAsia"/>
           <w:lang w:val="en-US" w:eastAsia="zh-CN"/>
         </w:rPr>
-        <w:t xml:space="preserve">   炼油厂～中心油库～加油站/客户终端</w:t>
+        <w:t xml:space="preserve">   </w:t>
+      </w:r>
+      <w:r>
+        <w:rPr>
+          <w:rFonts w:hint="eastAsia" w:cstheme="minorBidi"/>
+          <w:kern w:val="2"/>
+          <w:sz w:val="21"/>
+          <w:szCs w:val="24"/>
+          <w:lang w:val="en-US" w:eastAsia="zh-CN" w:bidi="ar-SA"/>
+        </w:rPr>
+        <w:t>**</w:t>
+      </w:r>
+      <w:r>
+        <w:rPr>
+          <w:rFonts w:hint="eastAsia"/>
+          <w:lang w:val="en-US" w:eastAsia="zh-CN"/>
+        </w:rPr>
+        <w:t>炼油厂～</w:t>
+      </w:r>
+      <w:r>
+        <w:rPr>
+          <w:rFonts w:hint="eastAsia" w:cstheme="minorBidi"/>
+          <w:kern w:val="2"/>
+          <w:sz w:val="21"/>
+          <w:szCs w:val="24"/>
+          <w:lang w:val="en-US" w:eastAsia="zh-CN" w:bidi="ar-SA"/>
+        </w:rPr>
+        <w:t>**</w:t>
+      </w:r>
+      <w:r>
+        <w:rPr>
+          <w:rFonts w:hint="eastAsia"/>
+          <w:lang w:val="en-US" w:eastAsia="zh-CN"/>
+        </w:rPr>
+        <w:t>中心油库～</w:t>
+      </w:r>
+      <w:r>
+        <w:rPr>
+          <w:rFonts w:hint="eastAsia" w:cstheme="minorBidi"/>
+          <w:kern w:val="2"/>
+          <w:sz w:val="21"/>
+          <w:szCs w:val="24"/>
+          <w:lang w:val="en-US" w:eastAsia="zh-CN" w:bidi="ar-SA"/>
+        </w:rPr>
+        <w:t>**</w:t>
+      </w:r>
+      <w:r>
+        <w:rPr>
+          <w:rFonts w:hint="eastAsia"/>
+          <w:lang w:val="en-US" w:eastAsia="zh-CN"/>
+        </w:rPr>
+        <w:t>加油站/客户终端</w:t>
       </w:r>
     </w:p>
     <w:p>
@@ -4544,13 +4705,23 @@
       </w:pPr>
       <w:r>
         <w:rPr>
+          <w:rFonts w:hint="eastAsia" w:cstheme="minorBidi"/>
+          <w:kern w:val="2"/>
+          <w:sz w:val="21"/>
+          <w:szCs w:val="24"/>
+          <w:lang w:val="en-US" w:eastAsia="zh-CN" w:bidi="ar-SA"/>
+        </w:rPr>
+        <w:t>**</w:t>
+      </w:r>
+      <w:r>
+        <w:rPr>
           <w:rFonts w:hint="eastAsia" w:asciiTheme="minorHAnsi" w:hAnsiTheme="minorHAnsi" w:eastAsiaTheme="minorEastAsia" w:cstheme="minorBidi"/>
           <w:kern w:val="2"/>
           <w:sz w:val="21"/>
           <w:szCs w:val="24"/>
           <w:lang w:val="en-US" w:eastAsia="zh-CN" w:bidi="ar-SA"/>
         </w:rPr>
-        <w:t>上林油库      15000     20000   </w:t>
+        <w:t>油库      15000     20000   </w:t>
       </w:r>
       <w:r>
         <w:rPr>
@@ -4593,13 +4764,23 @@
       </w:pPr>
       <w:r>
         <w:rPr>
+          <w:rFonts w:hint="eastAsia" w:cstheme="minorBidi"/>
+          <w:kern w:val="2"/>
+          <w:sz w:val="21"/>
+          <w:szCs w:val="24"/>
+          <w:lang w:val="en-US" w:eastAsia="zh-CN" w:bidi="ar-SA"/>
+        </w:rPr>
+        <w:t>**</w:t>
+      </w:r>
+      <w:r>
+        <w:rPr>
           <w:rFonts w:hint="eastAsia" w:asciiTheme="minorHAnsi" w:hAnsiTheme="minorHAnsi" w:eastAsiaTheme="minorEastAsia" w:cstheme="minorBidi"/>
           <w:kern w:val="2"/>
           <w:sz w:val="21"/>
           <w:szCs w:val="24"/>
           <w:lang w:val="en-US" w:eastAsia="zh-CN" w:bidi="ar-SA"/>
         </w:rPr>
-        <w:t>上林油库      8000       14999   </w:t>
+        <w:t>油库      8000       14999   </w:t>
       </w:r>
       <w:r>
         <w:rPr>
@@ -4642,13 +4823,23 @@
       </w:pPr>
       <w:r>
         <w:rPr>
+          <w:rFonts w:hint="eastAsia" w:cstheme="minorBidi"/>
+          <w:kern w:val="2"/>
+          <w:sz w:val="21"/>
+          <w:szCs w:val="24"/>
+          <w:lang w:val="en-US" w:eastAsia="zh-CN" w:bidi="ar-SA"/>
+        </w:rPr>
+        <w:t>**</w:t>
+      </w:r>
+      <w:r>
+        <w:rPr>
           <w:rFonts w:hint="eastAsia" w:asciiTheme="minorHAnsi" w:hAnsiTheme="minorHAnsi" w:eastAsiaTheme="minorEastAsia" w:cstheme="minorBidi"/>
           <w:kern w:val="2"/>
           <w:sz w:val="21"/>
           <w:szCs w:val="24"/>
           <w:lang w:val="en-US" w:eastAsia="zh-CN" w:bidi="ar-SA"/>
         </w:rPr>
-        <w:t>上林油库      5000        7999    一般</w:t>
+        <w:t>油库      5000        7999    一般</w:t>
       </w:r>
     </w:p>
     <w:p>
@@ -4671,13 +4862,23 @@
       </w:pPr>
       <w:r>
         <w:rPr>
+          <w:rFonts w:hint="eastAsia" w:cstheme="minorBidi"/>
+          <w:kern w:val="2"/>
+          <w:sz w:val="21"/>
+          <w:szCs w:val="24"/>
+          <w:lang w:val="en-US" w:eastAsia="zh-CN" w:bidi="ar-SA"/>
+        </w:rPr>
+        <w:t>**</w:t>
+      </w:r>
+      <w:r>
+        <w:rPr>
           <w:rFonts w:hint="eastAsia" w:asciiTheme="minorHAnsi" w:hAnsiTheme="minorHAnsi" w:eastAsiaTheme="minorEastAsia" w:cstheme="minorBidi"/>
           <w:kern w:val="2"/>
           <w:sz w:val="21"/>
           <w:szCs w:val="24"/>
           <w:lang w:val="en-US" w:eastAsia="zh-CN" w:bidi="ar-SA"/>
         </w:rPr>
-        <w:t>上林油库      3000        4999    较差</w:t>
+        <w:t>油库      3000        4999    较差</w:t>
       </w:r>
     </w:p>
     <w:p>
@@ -4700,13 +4901,23 @@
       </w:pPr>
       <w:r>
         <w:rPr>
+          <w:rFonts w:hint="eastAsia" w:cstheme="minorBidi"/>
+          <w:kern w:val="2"/>
+          <w:sz w:val="21"/>
+          <w:szCs w:val="24"/>
+          <w:lang w:val="en-US" w:eastAsia="zh-CN" w:bidi="ar-SA"/>
+        </w:rPr>
+        <w:t>**</w:t>
+      </w:r>
+      <w:r>
+        <w:rPr>
           <w:rFonts w:hint="eastAsia" w:asciiTheme="minorHAnsi" w:hAnsiTheme="minorHAnsi" w:eastAsiaTheme="minorEastAsia" w:cstheme="minorBidi"/>
           <w:kern w:val="2"/>
           <w:sz w:val="21"/>
           <w:szCs w:val="24"/>
           <w:lang w:val="en-US" w:eastAsia="zh-CN" w:bidi="ar-SA"/>
         </w:rPr>
-        <w:t>上林油库      1000        2999    极差</w:t>
+        <w:t>油库      1000        2999    极差</w:t>
       </w:r>
     </w:p>
     <w:p>
@@ -5106,8 +5317,6 @@
               </w:rPr>
               <w:t>细化</w:t>
             </w:r>
-            <w:bookmarkStart w:id="1" w:name="_GoBack"/>
-            <w:bookmarkEnd w:id="1"/>
           </w:p>
         </w:tc>
       </w:tr>
@@ -6477,6 +6686,7 @@
   </w:style>
   <w:style w:type="paragraph" w:customStyle="1" w:styleId="11">
     <w:name w:val="heading 5"/>
+    <w:qFormat/>
     <w:uiPriority w:val="0"/>
     <w:rPr>
       <w:rFonts w:asciiTheme="minorHAnsi" w:hAnsiTheme="minorHAnsi" w:eastAsiaTheme="minorEastAsia" w:cstheme="minorBidi"/>
